--- a/docs/manuals/01_ETIS_Engineering_Studio_Executive_Overview.docx
+++ b/docs/manuals/01_ETIS_Engineering_Studio_Executive_Overview.docx
@@ -21,6 +21,10 @@
         <w:jc w:val="left"/>
       </w:pPr>
       <w:r>
+        <w:rPr>
+          <w:color w:val="000000"/>
+          <w:u w:val="none"/>
+        </w:rPr>
         <w:t>Engineering Studio Executive Overview</w:t>
       </w:r>
     </w:p>
@@ -33,11 +37,13 @@
       </w:r>
     </w:p>
     <w:p>
+      <w:r>
+        <w:t>v0.18.0 manual edition. Software release candidate; publication follows deployment acceptance.</w:t>
+      </w:r>
+    </w:p>
+    <w:p>
       <w:pPr>
         <w:spacing w:after="120"/>
-        <w:pBdr>
-          <w:bottom w:val="single" w:sz="20" w:space="1" w:color="#57D0C5"/>
-        </w:pBdr>
       </w:pPr>
     </w:p>
     <w:p>
@@ -59,6 +65,10 @@
         <w:gridCol w:w="10166"/>
       </w:tblGrid>
       <w:tr>
+        <w:trPr>
+          <w:tblHeader/>
+          <w:cantSplit/>
+        </w:trPr>
         <w:tc>
           <w:tcPr>
             <w:tcW w:type="dxa" w:w="10166"/>
@@ -71,6 +81,9 @@
             </w:tcMar>
           </w:tcPr>
           <w:p>
+            <w:pPr>
+              <w:keepNext w:val="0"/>
+            </w:pPr>
             <w:r>
               <w:rPr>
                 <w:b/>
@@ -110,6 +123,8 @@
       <w:tr>
         <w:trPr>
           <w:tblHeader w:val="true"/>
+          <w:tblHeader/>
+          <w:cantSplit/>
         </w:trPr>
         <w:tc>
           <w:tcPr>
@@ -125,6 +140,7 @@
           </w:tcPr>
           <w:p>
             <w:pPr>
+              <w:keepNext w:val="0"/>
               <w:jc w:val="left"/>
             </w:pPr>
             <w:r>
@@ -151,6 +167,7 @@
           </w:tcPr>
           <w:p>
             <w:pPr>
+              <w:keepNext w:val="0"/>
               <w:jc w:val="left"/>
             </w:pPr>
             <w:r>
@@ -165,6 +182,9 @@
         </w:tc>
       </w:tr>
       <w:tr>
+        <w:trPr>
+          <w:cantSplit/>
+        </w:trPr>
         <w:tc>
           <w:tcPr>
             <w:tcW w:type="dxa" w:w="2448"/>
@@ -177,6 +197,9 @@
             <w:vAlign w:val="top"/>
           </w:tcPr>
           <w:p>
+            <w:pPr>
+              <w:keepNext w:val="0"/>
+            </w:pPr>
             <w:r>
               <w:rPr>
                 <w:color w:val="22313F"/>
@@ -198,6 +221,9 @@
             <w:vAlign w:val="top"/>
           </w:tcPr>
           <w:p>
+            <w:pPr>
+              <w:keepNext w:val="0"/>
+            </w:pPr>
             <w:r>
               <w:rPr>
                 <w:color w:val="22313F"/>
@@ -209,6 +235,9 @@
         </w:tc>
       </w:tr>
       <w:tr>
+        <w:trPr>
+          <w:cantSplit/>
+        </w:trPr>
         <w:tc>
           <w:tcPr>
             <w:tcW w:type="dxa" w:w="2448"/>
@@ -222,6 +251,9 @@
             <w:shd w:fill="F4F7F9"/>
           </w:tcPr>
           <w:p>
+            <w:pPr>
+              <w:keepNext w:val="0"/>
+            </w:pPr>
             <w:r>
               <w:rPr>
                 <w:color w:val="22313F"/>
@@ -244,17 +276,23 @@
             <w:shd w:fill="F4F7F9"/>
           </w:tcPr>
           <w:p>
+            <w:pPr>
+              <w:keepNext w:val="0"/>
+            </w:pPr>
             <w:r>
               <w:rPr>
                 <w:color w:val="22313F"/>
                 <w:sz w:val="17"/>
               </w:rPr>
-              <w:t>Production publication</w:t>
+              <w:t>v0.18.0 release candidate</w:t>
             </w:r>
           </w:p>
         </w:tc>
       </w:tr>
       <w:tr>
+        <w:trPr>
+          <w:cantSplit/>
+        </w:trPr>
         <w:tc>
           <w:tcPr>
             <w:tcW w:type="dxa" w:w="2448"/>
@@ -267,6 +305,9 @@
             <w:vAlign w:val="top"/>
           </w:tcPr>
           <w:p>
+            <w:pPr>
+              <w:keepNext w:val="0"/>
+            </w:pPr>
             <w:r>
               <w:rPr>
                 <w:color w:val="22313F"/>
@@ -288,6 +329,9 @@
             <w:vAlign w:val="top"/>
           </w:tcPr>
           <w:p>
+            <w:pPr>
+              <w:keepNext w:val="0"/>
+            </w:pPr>
             <w:r>
               <w:rPr>
                 <w:color w:val="22313F"/>
@@ -299,6 +343,9 @@
         </w:tc>
       </w:tr>
       <w:tr>
+        <w:trPr>
+          <w:cantSplit/>
+        </w:trPr>
         <w:tc>
           <w:tcPr>
             <w:tcW w:type="dxa" w:w="2448"/>
@@ -312,6 +359,9 @@
             <w:shd w:fill="F4F7F9"/>
           </w:tcPr>
           <w:p>
+            <w:pPr>
+              <w:keepNext w:val="0"/>
+            </w:pPr>
             <w:r>
               <w:rPr>
                 <w:color w:val="22313F"/>
@@ -334,6 +384,9 @@
             <w:shd w:fill="F4F7F9"/>
           </w:tcPr>
           <w:p>
+            <w:pPr>
+              <w:keepNext w:val="0"/>
+            </w:pPr>
             <w:r>
               <w:rPr>
                 <w:color w:val="22313F"/>
@@ -345,6 +398,9 @@
         </w:tc>
       </w:tr>
       <w:tr>
+        <w:trPr>
+          <w:cantSplit/>
+        </w:trPr>
         <w:tc>
           <w:tcPr>
             <w:tcW w:type="dxa" w:w="2448"/>
@@ -357,6 +413,9 @@
             <w:vAlign w:val="top"/>
           </w:tcPr>
           <w:p>
+            <w:pPr>
+              <w:keepNext w:val="0"/>
+            </w:pPr>
             <w:r>
               <w:rPr>
                 <w:color w:val="22313F"/>
@@ -378,12 +437,46 @@
             <w:vAlign w:val="top"/>
           </w:tcPr>
           <w:p>
+            <w:pPr>
+              <w:keepNext w:val="0"/>
+            </w:pPr>
             <w:r>
               <w:rPr>
                 <w:color w:val="22313F"/>
                 <w:sz w:val="17"/>
               </w:rPr>
               <w:t>Academic leadership, course owners, instructors, adopters, technical administrators, operations owners</w:t>
+            </w:r>
+          </w:p>
+        </w:tc>
+      </w:tr>
+      <w:tr>
+        <w:trPr>
+          <w:cantSplit/>
+        </w:trPr>
+        <w:tc>
+          <w:tcPr>
+            <w:tcW w:type="dxa" w:w="5083"/>
+          </w:tcPr>
+          <w:p>
+            <w:pPr>
+              <w:keepNext w:val="0"/>
+            </w:pPr>
+            <w:r>
+              <w:t>Version</w:t>
+            </w:r>
+          </w:p>
+        </w:tc>
+        <w:tc>
+          <w:tcPr>
+            <w:tcW w:type="dxa" w:w="5083"/>
+          </w:tcPr>
+          <w:p>
+            <w:pPr>
+              <w:keepNext w:val="0"/>
+            </w:pPr>
+            <w:r>
+              <w:t>v0.18.0 • October 2, 2026</w:t>
             </w:r>
           </w:p>
         </w:tc>
@@ -419,6 +512,9 @@
       </w:r>
     </w:p>
     <w:p>
+      <w:pPr>
+        <w:keepNext/>
+      </w:pPr>
       <w:r>
         <w:drawing>
           <wp:inline xmlns:a="http://schemas.openxmlformats.org/drawingml/2006/main" xmlns:pic="http://schemas.openxmlformats.org/drawingml/2006/picture">
@@ -457,10 +553,15 @@
     <w:p>
       <w:pPr>
         <w:pStyle w:val="ETISCaption"/>
+        <w:keepNext w:val="0"/>
+        <w:keepLines/>
         <w:jc w:val="center"/>
       </w:pPr>
       <w:r>
         <w:t>Figure 1. ETIS Engineering Education ecosystem and responsibility boundaries.</w:t>
+      </w:r>
+      <w:r>
+        <w:t xml:space="preserve"> Historical reference figure; current text governs.</w:t>
       </w:r>
     </w:p>
     <w:tbl>
@@ -474,6 +575,10 @@
         <w:gridCol w:w="10166"/>
       </w:tblGrid>
       <w:tr>
+        <w:trPr>
+          <w:tblHeader/>
+          <w:cantSplit/>
+        </w:trPr>
         <w:tc>
           <w:tcPr>
             <w:tcW w:type="dxa" w:w="10166"/>
@@ -486,6 +591,9 @@
             </w:tcMar>
           </w:tcPr>
           <w:p>
+            <w:pPr>
+              <w:keepNext w:val="0"/>
+            </w:pPr>
             <w:r>
               <w:rPr>
                 <w:b/>
@@ -600,6 +708,8 @@
       <w:tr>
         <w:trPr>
           <w:tblHeader w:val="true"/>
+          <w:tblHeader/>
+          <w:cantSplit/>
         </w:trPr>
         <w:tc>
           <w:tcPr>
@@ -615,6 +725,7 @@
           </w:tcPr>
           <w:p>
             <w:pPr>
+              <w:keepNext w:val="0"/>
               <w:jc w:val="left"/>
             </w:pPr>
             <w:r>
@@ -641,6 +752,7 @@
           </w:tcPr>
           <w:p>
             <w:pPr>
+              <w:keepNext w:val="0"/>
               <w:jc w:val="left"/>
             </w:pPr>
             <w:r>
@@ -667,6 +779,7 @@
           </w:tcPr>
           <w:p>
             <w:pPr>
+              <w:keepNext w:val="0"/>
               <w:jc w:val="left"/>
             </w:pPr>
             <w:r>
@@ -693,6 +806,7 @@
           </w:tcPr>
           <w:p>
             <w:pPr>
+              <w:keepNext w:val="0"/>
               <w:jc w:val="left"/>
             </w:pPr>
             <w:r>
@@ -707,6 +821,9 @@
         </w:tc>
       </w:tr>
       <w:tr>
+        <w:trPr>
+          <w:cantSplit/>
+        </w:trPr>
         <w:tc>
           <w:tcPr>
             <w:tcW w:type="dxa" w:w="1872"/>
@@ -719,6 +836,9 @@
             <w:vAlign w:val="top"/>
           </w:tcPr>
           <w:p>
+            <w:pPr>
+              <w:keepNext w:val="0"/>
+            </w:pPr>
             <w:r>
               <w:rPr>
                 <w:color w:val="22313F"/>
@@ -740,6 +860,9 @@
             <w:vAlign w:val="top"/>
           </w:tcPr>
           <w:p>
+            <w:pPr>
+              <w:keepNext w:val="0"/>
+            </w:pPr>
             <w:r>
               <w:rPr>
                 <w:color w:val="22313F"/>
@@ -761,6 +884,9 @@
             <w:vAlign w:val="top"/>
           </w:tcPr>
           <w:p>
+            <w:pPr>
+              <w:keepNext w:val="0"/>
+            </w:pPr>
             <w:r>
               <w:rPr>
                 <w:color w:val="22313F"/>
@@ -782,6 +908,9 @@
             <w:vAlign w:val="top"/>
           </w:tcPr>
           <w:p>
+            <w:pPr>
+              <w:keepNext w:val="0"/>
+            </w:pPr>
             <w:r>
               <w:rPr>
                 <w:color w:val="22313F"/>
@@ -793,6 +922,9 @@
         </w:tc>
       </w:tr>
       <w:tr>
+        <w:trPr>
+          <w:cantSplit/>
+        </w:trPr>
         <w:tc>
           <w:tcPr>
             <w:tcW w:type="dxa" w:w="1872"/>
@@ -806,6 +938,9 @@
             <w:shd w:fill="F4F7F9"/>
           </w:tcPr>
           <w:p>
+            <w:pPr>
+              <w:keepNext w:val="0"/>
+            </w:pPr>
             <w:r>
               <w:rPr>
                 <w:color w:val="22313F"/>
@@ -828,6 +963,9 @@
             <w:shd w:fill="F4F7F9"/>
           </w:tcPr>
           <w:p>
+            <w:pPr>
+              <w:keepNext w:val="0"/>
+            </w:pPr>
             <w:r>
               <w:rPr>
                 <w:color w:val="22313F"/>
@@ -850,6 +988,9 @@
             <w:shd w:fill="F4F7F9"/>
           </w:tcPr>
           <w:p>
+            <w:pPr>
+              <w:keepNext w:val="0"/>
+            </w:pPr>
             <w:r>
               <w:rPr>
                 <w:color w:val="22313F"/>
@@ -872,6 +1013,9 @@
             <w:shd w:fill="F4F7F9"/>
           </w:tcPr>
           <w:p>
+            <w:pPr>
+              <w:keepNext w:val="0"/>
+            </w:pPr>
             <w:r>
               <w:rPr>
                 <w:color w:val="22313F"/>
@@ -883,6 +1027,9 @@
         </w:tc>
       </w:tr>
       <w:tr>
+        <w:trPr>
+          <w:cantSplit/>
+        </w:trPr>
         <w:tc>
           <w:tcPr>
             <w:tcW w:type="dxa" w:w="1872"/>
@@ -895,6 +1042,9 @@
             <w:vAlign w:val="top"/>
           </w:tcPr>
           <w:p>
+            <w:pPr>
+              <w:keepNext w:val="0"/>
+            </w:pPr>
             <w:r>
               <w:rPr>
                 <w:color w:val="22313F"/>
@@ -916,6 +1066,9 @@
             <w:vAlign w:val="top"/>
           </w:tcPr>
           <w:p>
+            <w:pPr>
+              <w:keepNext w:val="0"/>
+            </w:pPr>
             <w:r>
               <w:rPr>
                 <w:color w:val="22313F"/>
@@ -937,6 +1090,9 @@
             <w:vAlign w:val="top"/>
           </w:tcPr>
           <w:p>
+            <w:pPr>
+              <w:keepNext w:val="0"/>
+            </w:pPr>
             <w:r>
               <w:rPr>
                 <w:color w:val="22313F"/>
@@ -958,6 +1114,9 @@
             <w:vAlign w:val="top"/>
           </w:tcPr>
           <w:p>
+            <w:pPr>
+              <w:keepNext w:val="0"/>
+            </w:pPr>
             <w:r>
               <w:rPr>
                 <w:color w:val="22313F"/>
@@ -969,6 +1128,9 @@
         </w:tc>
       </w:tr>
       <w:tr>
+        <w:trPr>
+          <w:cantSplit/>
+        </w:trPr>
         <w:tc>
           <w:tcPr>
             <w:tcW w:type="dxa" w:w="1872"/>
@@ -982,6 +1144,9 @@
             <w:shd w:fill="F4F7F9"/>
           </w:tcPr>
           <w:p>
+            <w:pPr>
+              <w:keepNext w:val="0"/>
+            </w:pPr>
             <w:r>
               <w:rPr>
                 <w:color w:val="22313F"/>
@@ -1004,6 +1169,9 @@
             <w:shd w:fill="F4F7F9"/>
           </w:tcPr>
           <w:p>
+            <w:pPr>
+              <w:keepNext w:val="0"/>
+            </w:pPr>
             <w:r>
               <w:rPr>
                 <w:color w:val="22313F"/>
@@ -1026,6 +1194,9 @@
             <w:shd w:fill="F4F7F9"/>
           </w:tcPr>
           <w:p>
+            <w:pPr>
+              <w:keepNext w:val="0"/>
+            </w:pPr>
             <w:r>
               <w:rPr>
                 <w:color w:val="22313F"/>
@@ -1048,6 +1219,9 @@
             <w:shd w:fill="F4F7F9"/>
           </w:tcPr>
           <w:p>
+            <w:pPr>
+              <w:keepNext w:val="0"/>
+            </w:pPr>
             <w:r>
               <w:rPr>
                 <w:color w:val="22313F"/>
@@ -1070,6 +1244,9 @@
       </w:r>
     </w:p>
     <w:p>
+      <w:pPr>
+        <w:keepNext/>
+      </w:pPr>
       <w:r>
         <w:drawing>
           <wp:inline xmlns:a="http://schemas.openxmlformats.org/drawingml/2006/main" xmlns:pic="http://schemas.openxmlformats.org/drawingml/2006/picture">
@@ -1108,10 +1285,15 @@
     <w:p>
       <w:pPr>
         <w:pStyle w:val="ETISCaption"/>
+        <w:keepNext w:val="0"/>
+        <w:keepLines/>
         <w:jc w:val="center"/>
       </w:pPr>
       <w:r>
         <w:t>Figure 2. Typical evidence-and-review operating model.</w:t>
+      </w:r>
+      <w:r>
+        <w:t xml:space="preserve"> Historical reference figure; current text governs.</w:t>
       </w:r>
     </w:p>
     <w:p>
@@ -1139,6 +1321,8 @@
       <w:tr>
         <w:trPr>
           <w:tblHeader w:val="true"/>
+          <w:tblHeader/>
+          <w:cantSplit/>
         </w:trPr>
         <w:tc>
           <w:tcPr>
@@ -1154,6 +1338,7 @@
           </w:tcPr>
           <w:p>
             <w:pPr>
+              <w:keepNext w:val="0"/>
               <w:jc w:val="left"/>
             </w:pPr>
             <w:r>
@@ -1180,6 +1365,7 @@
           </w:tcPr>
           <w:p>
             <w:pPr>
+              <w:keepNext w:val="0"/>
               <w:jc w:val="left"/>
             </w:pPr>
             <w:r>
@@ -1206,6 +1392,7 @@
           </w:tcPr>
           <w:p>
             <w:pPr>
+              <w:keepNext w:val="0"/>
               <w:jc w:val="left"/>
             </w:pPr>
             <w:r>
@@ -1232,6 +1419,7 @@
           </w:tcPr>
           <w:p>
             <w:pPr>
+              <w:keepNext w:val="0"/>
               <w:jc w:val="left"/>
             </w:pPr>
             <w:r>
@@ -1246,6 +1434,9 @@
         </w:tc>
       </w:tr>
       <w:tr>
+        <w:trPr>
+          <w:cantSplit/>
+        </w:trPr>
         <w:tc>
           <w:tcPr>
             <w:tcW w:type="dxa" w:w="1584"/>
@@ -1258,6 +1449,9 @@
             <w:vAlign w:val="top"/>
           </w:tcPr>
           <w:p>
+            <w:pPr>
+              <w:keepNext w:val="0"/>
+            </w:pPr>
             <w:r>
               <w:rPr>
                 <w:color w:val="22313F"/>
@@ -1279,6 +1473,9 @@
             <w:vAlign w:val="top"/>
           </w:tcPr>
           <w:p>
+            <w:pPr>
+              <w:keepNext w:val="0"/>
+            </w:pPr>
             <w:r>
               <w:rPr>
                 <w:color w:val="22313F"/>
@@ -1300,6 +1497,9 @@
             <w:vAlign w:val="top"/>
           </w:tcPr>
           <w:p>
+            <w:pPr>
+              <w:keepNext w:val="0"/>
+            </w:pPr>
             <w:r>
               <w:rPr>
                 <w:color w:val="22313F"/>
@@ -1321,6 +1521,9 @@
             <w:vAlign w:val="top"/>
           </w:tcPr>
           <w:p>
+            <w:pPr>
+              <w:keepNext w:val="0"/>
+            </w:pPr>
             <w:r>
               <w:rPr>
                 <w:color w:val="22313F"/>
@@ -1332,6 +1535,9 @@
         </w:tc>
       </w:tr>
       <w:tr>
+        <w:trPr>
+          <w:cantSplit/>
+        </w:trPr>
         <w:tc>
           <w:tcPr>
             <w:tcW w:type="dxa" w:w="1584"/>
@@ -1345,6 +1551,9 @@
             <w:shd w:fill="F4F7F9"/>
           </w:tcPr>
           <w:p>
+            <w:pPr>
+              <w:keepNext w:val="0"/>
+            </w:pPr>
             <w:r>
               <w:rPr>
                 <w:color w:val="22313F"/>
@@ -1367,6 +1576,9 @@
             <w:shd w:fill="F4F7F9"/>
           </w:tcPr>
           <w:p>
+            <w:pPr>
+              <w:keepNext w:val="0"/>
+            </w:pPr>
             <w:r>
               <w:rPr>
                 <w:color w:val="22313F"/>
@@ -1389,6 +1601,9 @@
             <w:shd w:fill="F4F7F9"/>
           </w:tcPr>
           <w:p>
+            <w:pPr>
+              <w:keepNext w:val="0"/>
+            </w:pPr>
             <w:r>
               <w:rPr>
                 <w:color w:val="22313F"/>
@@ -1411,6 +1626,9 @@
             <w:shd w:fill="F4F7F9"/>
           </w:tcPr>
           <w:p>
+            <w:pPr>
+              <w:keepNext w:val="0"/>
+            </w:pPr>
             <w:r>
               <w:rPr>
                 <w:color w:val="22313F"/>
@@ -1422,6 +1640,9 @@
         </w:tc>
       </w:tr>
       <w:tr>
+        <w:trPr>
+          <w:cantSplit/>
+        </w:trPr>
         <w:tc>
           <w:tcPr>
             <w:tcW w:type="dxa" w:w="1584"/>
@@ -1434,6 +1655,9 @@
             <w:vAlign w:val="top"/>
           </w:tcPr>
           <w:p>
+            <w:pPr>
+              <w:keepNext w:val="0"/>
+            </w:pPr>
             <w:r>
               <w:rPr>
                 <w:color w:val="22313F"/>
@@ -1455,6 +1679,9 @@
             <w:vAlign w:val="top"/>
           </w:tcPr>
           <w:p>
+            <w:pPr>
+              <w:keepNext w:val="0"/>
+            </w:pPr>
             <w:r>
               <w:rPr>
                 <w:color w:val="22313F"/>
@@ -1476,6 +1703,9 @@
             <w:vAlign w:val="top"/>
           </w:tcPr>
           <w:p>
+            <w:pPr>
+              <w:keepNext w:val="0"/>
+            </w:pPr>
             <w:r>
               <w:rPr>
                 <w:color w:val="22313F"/>
@@ -1497,6 +1727,9 @@
             <w:vAlign w:val="top"/>
           </w:tcPr>
           <w:p>
+            <w:pPr>
+              <w:keepNext w:val="0"/>
+            </w:pPr>
             <w:r>
               <w:rPr>
                 <w:color w:val="22313F"/>
@@ -1508,6 +1741,9 @@
         </w:tc>
       </w:tr>
       <w:tr>
+        <w:trPr>
+          <w:cantSplit/>
+        </w:trPr>
         <w:tc>
           <w:tcPr>
             <w:tcW w:type="dxa" w:w="1584"/>
@@ -1521,6 +1757,9 @@
             <w:shd w:fill="F4F7F9"/>
           </w:tcPr>
           <w:p>
+            <w:pPr>
+              <w:keepNext w:val="0"/>
+            </w:pPr>
             <w:r>
               <w:rPr>
                 <w:color w:val="22313F"/>
@@ -1543,6 +1782,9 @@
             <w:shd w:fill="F4F7F9"/>
           </w:tcPr>
           <w:p>
+            <w:pPr>
+              <w:keepNext w:val="0"/>
+            </w:pPr>
             <w:r>
               <w:rPr>
                 <w:color w:val="22313F"/>
@@ -1565,6 +1807,9 @@
             <w:shd w:fill="F4F7F9"/>
           </w:tcPr>
           <w:p>
+            <w:pPr>
+              <w:keepNext w:val="0"/>
+            </w:pPr>
             <w:r>
               <w:rPr>
                 <w:color w:val="22313F"/>
@@ -1587,6 +1832,9 @@
             <w:shd w:fill="F4F7F9"/>
           </w:tcPr>
           <w:p>
+            <w:pPr>
+              <w:keepNext w:val="0"/>
+            </w:pPr>
             <w:r>
               <w:rPr>
                 <w:color w:val="22313F"/>
@@ -1598,6 +1846,9 @@
         </w:tc>
       </w:tr>
       <w:tr>
+        <w:trPr>
+          <w:cantSplit/>
+        </w:trPr>
         <w:tc>
           <w:tcPr>
             <w:tcW w:type="dxa" w:w="1584"/>
@@ -1610,6 +1861,9 @@
             <w:vAlign w:val="top"/>
           </w:tcPr>
           <w:p>
+            <w:pPr>
+              <w:keepNext w:val="0"/>
+            </w:pPr>
             <w:r>
               <w:rPr>
                 <w:color w:val="22313F"/>
@@ -1631,6 +1885,9 @@
             <w:vAlign w:val="top"/>
           </w:tcPr>
           <w:p>
+            <w:pPr>
+              <w:keepNext w:val="0"/>
+            </w:pPr>
             <w:r>
               <w:rPr>
                 <w:color w:val="22313F"/>
@@ -1652,6 +1909,9 @@
             <w:vAlign w:val="top"/>
           </w:tcPr>
           <w:p>
+            <w:pPr>
+              <w:keepNext w:val="0"/>
+            </w:pPr>
             <w:r>
               <w:rPr>
                 <w:color w:val="22313F"/>
@@ -1673,6 +1933,9 @@
             <w:vAlign w:val="top"/>
           </w:tcPr>
           <w:p>
+            <w:pPr>
+              <w:keepNext w:val="0"/>
+            </w:pPr>
             <w:r>
               <w:rPr>
                 <w:color w:val="22313F"/>
@@ -1700,6 +1963,10 @@
         <w:gridCol w:w="10166"/>
       </w:tblGrid>
       <w:tr>
+        <w:trPr>
+          <w:tblHeader/>
+          <w:cantSplit/>
+        </w:trPr>
         <w:tc>
           <w:tcPr>
             <w:tcW w:type="dxa" w:w="10166"/>
@@ -1712,6 +1979,9 @@
             </w:tcMar>
           </w:tcPr>
           <w:p>
+            <w:pPr>
+              <w:keepNext w:val="0"/>
+            </w:pPr>
             <w:r>
               <w:rPr>
                 <w:b/>
@@ -1803,6 +2073,34 @@
     </w:p>
     <w:p>
       <w:pPr>
+        <w:pStyle w:val="Heading2"/>
+      </w:pPr>
+      <w:r>
+        <w:t>Evidence authority in the current release</w:t>
+      </w:r>
+    </w:p>
+    <w:p>
+      <w:r>
+        <w:t>The Review Room is the conversation home. Engineering Evidence is the saved source notebook. Same-snapshot and newer-saved-snapshot notices explain their relationship; browsing newer saved evidence never changes an active review’s frozen baseline.</w:t>
+      </w:r>
+    </w:p>
+    <w:p>
+      <w:r>
+        <w:t>Only authoritative corrected or resolved findings are closed. Confirmed, evidence disputed, accepted risk and deferred findings remain open. Inspecting, searching, recommending and completing a review do not close a finding; work after the snapshot cannot close it on that earlier snapshot.</w:t>
+      </w:r>
+    </w:p>
+    <w:p>
+      <w:r>
+        <w:t>Button-triggered instructions are recorded as review actions, not as words the student wrote. Unsent drafts are preserved and remain private. Optional review context and other concerns stay secondary to the current concern and conversation.</w:t>
+      </w:r>
+    </w:p>
+    <w:p>
+      <w:r>
+        <w:t>Evidence coverage, readiness labels, review activity, AI usage and learner fluency are coaching signals. None certifies an academic grade or makes a reviewer infallible.</w:t>
+      </w:r>
+    </w:p>
+    <w:p>
+      <w:pPr>
         <w:pStyle w:val="Heading1"/>
         <w:keepNext/>
       </w:pPr>
@@ -1889,6 +2187,10 @@
         <w:gridCol w:w="10166"/>
       </w:tblGrid>
       <w:tr>
+        <w:trPr>
+          <w:tblHeader/>
+          <w:cantSplit/>
+        </w:trPr>
         <w:tc>
           <w:tcPr>
             <w:tcW w:type="dxa" w:w="10166"/>
@@ -1901,6 +2203,9 @@
             </w:tcMar>
           </w:tcPr>
           <w:p>
+            <w:pPr>
+              <w:keepNext w:val="0"/>
+            </w:pPr>
             <w:r>
               <w:rPr>
                 <w:b/>
@@ -1954,6 +2259,8 @@
       <w:tr>
         <w:trPr>
           <w:tblHeader w:val="true"/>
+          <w:tblHeader/>
+          <w:cantSplit/>
         </w:trPr>
         <w:tc>
           <w:tcPr>
@@ -1969,6 +2276,7 @@
           </w:tcPr>
           <w:p>
             <w:pPr>
+              <w:keepNext w:val="0"/>
               <w:jc w:val="left"/>
             </w:pPr>
             <w:r>
@@ -1995,6 +2303,7 @@
           </w:tcPr>
           <w:p>
             <w:pPr>
+              <w:keepNext w:val="0"/>
               <w:jc w:val="left"/>
             </w:pPr>
             <w:r>
@@ -2009,6 +2318,9 @@
         </w:tc>
       </w:tr>
       <w:tr>
+        <w:trPr>
+          <w:cantSplit/>
+        </w:trPr>
         <w:tc>
           <w:tcPr>
             <w:tcW w:type="dxa" w:w="1944"/>
@@ -2021,6 +2333,9 @@
             <w:vAlign w:val="top"/>
           </w:tcPr>
           <w:p>
+            <w:pPr>
+              <w:keepNext w:val="0"/>
+            </w:pPr>
             <w:r>
               <w:rPr>
                 <w:color w:val="22313F"/>
@@ -2042,6 +2357,9 @@
             <w:vAlign w:val="top"/>
           </w:tcPr>
           <w:p>
+            <w:pPr>
+              <w:keepNext w:val="0"/>
+            </w:pPr>
             <w:r>
               <w:rPr>
                 <w:color w:val="22313F"/>
@@ -2053,6 +2371,9 @@
         </w:tc>
       </w:tr>
       <w:tr>
+        <w:trPr>
+          <w:cantSplit/>
+        </w:trPr>
         <w:tc>
           <w:tcPr>
             <w:tcW w:type="dxa" w:w="1944"/>
@@ -2066,6 +2387,9 @@
             <w:shd w:fill="F4F7F9"/>
           </w:tcPr>
           <w:p>
+            <w:pPr>
+              <w:keepNext w:val="0"/>
+            </w:pPr>
             <w:r>
               <w:rPr>
                 <w:color w:val="22313F"/>
@@ -2088,6 +2412,9 @@
             <w:shd w:fill="F4F7F9"/>
           </w:tcPr>
           <w:p>
+            <w:pPr>
+              <w:keepNext w:val="0"/>
+            </w:pPr>
             <w:r>
               <w:rPr>
                 <w:color w:val="22313F"/>
@@ -2099,6 +2426,9 @@
         </w:tc>
       </w:tr>
       <w:tr>
+        <w:trPr>
+          <w:cantSplit/>
+        </w:trPr>
         <w:tc>
           <w:tcPr>
             <w:tcW w:type="dxa" w:w="1944"/>
@@ -2111,6 +2441,9 @@
             <w:vAlign w:val="top"/>
           </w:tcPr>
           <w:p>
+            <w:pPr>
+              <w:keepNext w:val="0"/>
+            </w:pPr>
             <w:r>
               <w:rPr>
                 <w:color w:val="22313F"/>
@@ -2132,6 +2465,9 @@
             <w:vAlign w:val="top"/>
           </w:tcPr>
           <w:p>
+            <w:pPr>
+              <w:keepNext w:val="0"/>
+            </w:pPr>
             <w:r>
               <w:rPr>
                 <w:color w:val="22313F"/>
@@ -2143,6 +2479,9 @@
         </w:tc>
       </w:tr>
       <w:tr>
+        <w:trPr>
+          <w:cantSplit/>
+        </w:trPr>
         <w:tc>
           <w:tcPr>
             <w:tcW w:type="dxa" w:w="1944"/>
@@ -2156,6 +2495,9 @@
             <w:shd w:fill="F4F7F9"/>
           </w:tcPr>
           <w:p>
+            <w:pPr>
+              <w:keepNext w:val="0"/>
+            </w:pPr>
             <w:r>
               <w:rPr>
                 <w:color w:val="22313F"/>
@@ -2178,6 +2520,9 @@
             <w:shd w:fill="F4F7F9"/>
           </w:tcPr>
           <w:p>
+            <w:pPr>
+              <w:keepNext w:val="0"/>
+            </w:pPr>
             <w:r>
               <w:rPr>
                 <w:color w:val="22313F"/>
@@ -2189,6 +2534,9 @@
         </w:tc>
       </w:tr>
       <w:tr>
+        <w:trPr>
+          <w:cantSplit/>
+        </w:trPr>
         <w:tc>
           <w:tcPr>
             <w:tcW w:type="dxa" w:w="1944"/>
@@ -2201,6 +2549,9 @@
             <w:vAlign w:val="top"/>
           </w:tcPr>
           <w:p>
+            <w:pPr>
+              <w:keepNext w:val="0"/>
+            </w:pPr>
             <w:r>
               <w:rPr>
                 <w:color w:val="22313F"/>
@@ -2222,6 +2573,9 @@
             <w:vAlign w:val="top"/>
           </w:tcPr>
           <w:p>
+            <w:pPr>
+              <w:keepNext w:val="0"/>
+            </w:pPr>
             <w:r>
               <w:rPr>
                 <w:color w:val="22313F"/>
@@ -2233,6 +2587,9 @@
         </w:tc>
       </w:tr>
       <w:tr>
+        <w:trPr>
+          <w:cantSplit/>
+        </w:trPr>
         <w:tc>
           <w:tcPr>
             <w:tcW w:type="dxa" w:w="1944"/>
@@ -2246,6 +2603,9 @@
             <w:shd w:fill="F4F7F9"/>
           </w:tcPr>
           <w:p>
+            <w:pPr>
+              <w:keepNext w:val="0"/>
+            </w:pPr>
             <w:r>
               <w:rPr>
                 <w:color w:val="22313F"/>
@@ -2268,6 +2628,9 @@
             <w:shd w:fill="F4F7F9"/>
           </w:tcPr>
           <w:p>
+            <w:pPr>
+              <w:keepNext w:val="0"/>
+            </w:pPr>
             <w:r>
               <w:rPr>
                 <w:color w:val="22313F"/>
@@ -2279,6 +2642,9 @@
         </w:tc>
       </w:tr>
       <w:tr>
+        <w:trPr>
+          <w:cantSplit/>
+        </w:trPr>
         <w:tc>
           <w:tcPr>
             <w:tcW w:type="dxa" w:w="1944"/>
@@ -2291,6 +2657,9 @@
             <w:vAlign w:val="top"/>
           </w:tcPr>
           <w:p>
+            <w:pPr>
+              <w:keepNext w:val="0"/>
+            </w:pPr>
             <w:r>
               <w:rPr>
                 <w:color w:val="22313F"/>
@@ -2312,6 +2681,9 @@
             <w:vAlign w:val="top"/>
           </w:tcPr>
           <w:p>
+            <w:pPr>
+              <w:keepNext w:val="0"/>
+            </w:pPr>
             <w:r>
               <w:rPr>
                 <w:color w:val="22313F"/>
@@ -2433,6 +2805,8 @@
       <w:tr>
         <w:trPr>
           <w:tblHeader w:val="true"/>
+          <w:tblHeader/>
+          <w:cantSplit/>
         </w:trPr>
         <w:tc>
           <w:tcPr>
@@ -2448,6 +2822,7 @@
           </w:tcPr>
           <w:p>
             <w:pPr>
+              <w:keepNext w:val="0"/>
               <w:jc w:val="left"/>
             </w:pPr>
             <w:r>
@@ -2474,6 +2849,7 @@
           </w:tcPr>
           <w:p>
             <w:pPr>
+              <w:keepNext w:val="0"/>
               <w:jc w:val="left"/>
             </w:pPr>
             <w:r>
@@ -2488,6 +2864,9 @@
         </w:tc>
       </w:tr>
       <w:tr>
+        <w:trPr>
+          <w:cantSplit/>
+        </w:trPr>
         <w:tc>
           <w:tcPr>
             <w:tcW w:type="dxa" w:w="1944"/>
@@ -2500,6 +2879,9 @@
             <w:vAlign w:val="top"/>
           </w:tcPr>
           <w:p>
+            <w:pPr>
+              <w:keepNext w:val="0"/>
+            </w:pPr>
             <w:r>
               <w:rPr>
                 <w:color w:val="22313F"/>
@@ -2521,6 +2903,9 @@
             <w:vAlign w:val="top"/>
           </w:tcPr>
           <w:p>
+            <w:pPr>
+              <w:keepNext w:val="0"/>
+            </w:pPr>
             <w:r>
               <w:rPr>
                 <w:color w:val="22313F"/>
@@ -2532,6 +2917,9 @@
         </w:tc>
       </w:tr>
       <w:tr>
+        <w:trPr>
+          <w:cantSplit/>
+        </w:trPr>
         <w:tc>
           <w:tcPr>
             <w:tcW w:type="dxa" w:w="1944"/>
@@ -2545,6 +2933,9 @@
             <w:shd w:fill="F4F7F9"/>
           </w:tcPr>
           <w:p>
+            <w:pPr>
+              <w:keepNext w:val="0"/>
+            </w:pPr>
             <w:r>
               <w:rPr>
                 <w:color w:val="22313F"/>
@@ -2567,6 +2958,9 @@
             <w:shd w:fill="F4F7F9"/>
           </w:tcPr>
           <w:p>
+            <w:pPr>
+              <w:keepNext w:val="0"/>
+            </w:pPr>
             <w:r>
               <w:rPr>
                 <w:color w:val="22313F"/>
@@ -2578,6 +2972,9 @@
         </w:tc>
       </w:tr>
       <w:tr>
+        <w:trPr>
+          <w:cantSplit/>
+        </w:trPr>
         <w:tc>
           <w:tcPr>
             <w:tcW w:type="dxa" w:w="1944"/>
@@ -2590,6 +2987,9 @@
             <w:vAlign w:val="top"/>
           </w:tcPr>
           <w:p>
+            <w:pPr>
+              <w:keepNext w:val="0"/>
+            </w:pPr>
             <w:r>
               <w:rPr>
                 <w:color w:val="22313F"/>
@@ -2611,6 +3011,9 @@
             <w:vAlign w:val="top"/>
           </w:tcPr>
           <w:p>
+            <w:pPr>
+              <w:keepNext w:val="0"/>
+            </w:pPr>
             <w:r>
               <w:rPr>
                 <w:color w:val="22313F"/>
@@ -2622,6 +3025,9 @@
         </w:tc>
       </w:tr>
       <w:tr>
+        <w:trPr>
+          <w:cantSplit/>
+        </w:trPr>
         <w:tc>
           <w:tcPr>
             <w:tcW w:type="dxa" w:w="1944"/>
@@ -2635,6 +3041,9 @@
             <w:shd w:fill="F4F7F9"/>
           </w:tcPr>
           <w:p>
+            <w:pPr>
+              <w:keepNext w:val="0"/>
+            </w:pPr>
             <w:r>
               <w:rPr>
                 <w:color w:val="22313F"/>
@@ -2657,6 +3066,9 @@
             <w:shd w:fill="F4F7F9"/>
           </w:tcPr>
           <w:p>
+            <w:pPr>
+              <w:keepNext w:val="0"/>
+            </w:pPr>
             <w:r>
               <w:rPr>
                 <w:color w:val="22313F"/>
@@ -2668,6 +3080,9 @@
         </w:tc>
       </w:tr>
       <w:tr>
+        <w:trPr>
+          <w:cantSplit/>
+        </w:trPr>
         <w:tc>
           <w:tcPr>
             <w:tcW w:type="dxa" w:w="1944"/>
@@ -2680,6 +3095,9 @@
             <w:vAlign w:val="top"/>
           </w:tcPr>
           <w:p>
+            <w:pPr>
+              <w:keepNext w:val="0"/>
+            </w:pPr>
             <w:r>
               <w:rPr>
                 <w:color w:val="22313F"/>
@@ -2701,6 +3119,9 @@
             <w:vAlign w:val="top"/>
           </w:tcPr>
           <w:p>
+            <w:pPr>
+              <w:keepNext w:val="0"/>
+            </w:pPr>
             <w:r>
               <w:rPr>
                 <w:color w:val="22313F"/>
@@ -2712,6 +3133,9 @@
         </w:tc>
       </w:tr>
       <w:tr>
+        <w:trPr>
+          <w:cantSplit/>
+        </w:trPr>
         <w:tc>
           <w:tcPr>
             <w:tcW w:type="dxa" w:w="1944"/>
@@ -2725,6 +3149,9 @@
             <w:shd w:fill="F4F7F9"/>
           </w:tcPr>
           <w:p>
+            <w:pPr>
+              <w:keepNext w:val="0"/>
+            </w:pPr>
             <w:r>
               <w:rPr>
                 <w:color w:val="22313F"/>
@@ -2747,6 +3174,9 @@
             <w:shd w:fill="F4F7F9"/>
           </w:tcPr>
           <w:p>
+            <w:pPr>
+              <w:keepNext w:val="0"/>
+            </w:pPr>
             <w:r>
               <w:rPr>
                 <w:color w:val="22313F"/>
@@ -2758,6 +3188,9 @@
         </w:tc>
       </w:tr>
       <w:tr>
+        <w:trPr>
+          <w:cantSplit/>
+        </w:trPr>
         <w:tc>
           <w:tcPr>
             <w:tcW w:type="dxa" w:w="1944"/>
@@ -2770,6 +3203,9 @@
             <w:vAlign w:val="top"/>
           </w:tcPr>
           <w:p>
+            <w:pPr>
+              <w:keepNext w:val="0"/>
+            </w:pPr>
             <w:r>
               <w:rPr>
                 <w:color w:val="22313F"/>
@@ -2791,6 +3227,9 @@
             <w:vAlign w:val="top"/>
           </w:tcPr>
           <w:p>
+            <w:pPr>
+              <w:keepNext w:val="0"/>
+            </w:pPr>
             <w:r>
               <w:rPr>
                 <w:color w:val="22313F"/>
@@ -2890,6 +3329,10 @@
         <w:gridCol w:w="10166"/>
       </w:tblGrid>
       <w:tr>
+        <w:trPr>
+          <w:tblHeader/>
+          <w:cantSplit/>
+        </w:trPr>
         <w:tc>
           <w:tcPr>
             <w:tcW w:type="dxa" w:w="10166"/>
@@ -2902,6 +3345,9 @@
             </w:tcMar>
           </w:tcPr>
           <w:p>
+            <w:pPr>
+              <w:keepNext w:val="0"/>
+            </w:pPr>
             <w:r>
               <w:rPr>
                 <w:b/>
@@ -2951,6 +3397,8 @@
       <w:tr>
         <w:trPr>
           <w:tblHeader w:val="true"/>
+          <w:tblHeader/>
+          <w:cantSplit/>
         </w:trPr>
         <w:tc>
           <w:tcPr>
@@ -2966,6 +3414,7 @@
           </w:tcPr>
           <w:p>
             <w:pPr>
+              <w:keepNext w:val="0"/>
               <w:jc w:val="left"/>
             </w:pPr>
             <w:r>
@@ -2992,6 +3441,7 @@
           </w:tcPr>
           <w:p>
             <w:pPr>
+              <w:keepNext w:val="0"/>
               <w:jc w:val="left"/>
             </w:pPr>
             <w:r>
@@ -3018,6 +3468,7 @@
           </w:tcPr>
           <w:p>
             <w:pPr>
+              <w:keepNext w:val="0"/>
               <w:jc w:val="left"/>
             </w:pPr>
             <w:r>
@@ -3032,6 +3483,9 @@
         </w:tc>
       </w:tr>
       <w:tr>
+        <w:trPr>
+          <w:cantSplit/>
+        </w:trPr>
         <w:tc>
           <w:tcPr>
             <w:tcW w:type="dxa" w:w="648"/>
@@ -3044,6 +3498,9 @@
             <w:vAlign w:val="top"/>
           </w:tcPr>
           <w:p>
+            <w:pPr>
+              <w:keepNext w:val="0"/>
+            </w:pPr>
             <w:r>
               <w:rPr>
                 <w:color w:val="22313F"/>
@@ -3065,6 +3522,9 @@
             <w:vAlign w:val="top"/>
           </w:tcPr>
           <w:p>
+            <w:pPr>
+              <w:keepNext w:val="0"/>
+            </w:pPr>
             <w:r>
               <w:rPr>
                 <w:color w:val="22313F"/>
@@ -3086,6 +3546,9 @@
             <w:vAlign w:val="top"/>
           </w:tcPr>
           <w:p>
+            <w:pPr>
+              <w:keepNext w:val="0"/>
+            </w:pPr>
             <w:r>
               <w:rPr>
                 <w:color w:val="22313F"/>
@@ -3097,6 +3560,9 @@
         </w:tc>
       </w:tr>
       <w:tr>
+        <w:trPr>
+          <w:cantSplit/>
+        </w:trPr>
         <w:tc>
           <w:tcPr>
             <w:tcW w:type="dxa" w:w="648"/>
@@ -3110,6 +3576,9 @@
             <w:shd w:fill="F4F7F9"/>
           </w:tcPr>
           <w:p>
+            <w:pPr>
+              <w:keepNext w:val="0"/>
+            </w:pPr>
             <w:r>
               <w:rPr>
                 <w:color w:val="22313F"/>
@@ -3132,6 +3601,9 @@
             <w:shd w:fill="F4F7F9"/>
           </w:tcPr>
           <w:p>
+            <w:pPr>
+              <w:keepNext w:val="0"/>
+            </w:pPr>
             <w:r>
               <w:rPr>
                 <w:color w:val="22313F"/>
@@ -3154,6 +3626,9 @@
             <w:shd w:fill="F4F7F9"/>
           </w:tcPr>
           <w:p>
+            <w:pPr>
+              <w:keepNext w:val="0"/>
+            </w:pPr>
             <w:r>
               <w:rPr>
                 <w:color w:val="22313F"/>
@@ -3165,6 +3640,9 @@
         </w:tc>
       </w:tr>
       <w:tr>
+        <w:trPr>
+          <w:cantSplit/>
+        </w:trPr>
         <w:tc>
           <w:tcPr>
             <w:tcW w:type="dxa" w:w="648"/>
@@ -3177,6 +3655,9 @@
             <w:vAlign w:val="top"/>
           </w:tcPr>
           <w:p>
+            <w:pPr>
+              <w:keepNext w:val="0"/>
+            </w:pPr>
             <w:r>
               <w:rPr>
                 <w:color w:val="22313F"/>
@@ -3198,6 +3679,9 @@
             <w:vAlign w:val="top"/>
           </w:tcPr>
           <w:p>
+            <w:pPr>
+              <w:keepNext w:val="0"/>
+            </w:pPr>
             <w:r>
               <w:rPr>
                 <w:color w:val="22313F"/>
@@ -3219,6 +3703,9 @@
             <w:vAlign w:val="top"/>
           </w:tcPr>
           <w:p>
+            <w:pPr>
+              <w:keepNext w:val="0"/>
+            </w:pPr>
             <w:r>
               <w:rPr>
                 <w:color w:val="22313F"/>
@@ -3230,6 +3717,9 @@
         </w:tc>
       </w:tr>
       <w:tr>
+        <w:trPr>
+          <w:cantSplit/>
+        </w:trPr>
         <w:tc>
           <w:tcPr>
             <w:tcW w:type="dxa" w:w="648"/>
@@ -3243,6 +3733,9 @@
             <w:shd w:fill="F4F7F9"/>
           </w:tcPr>
           <w:p>
+            <w:pPr>
+              <w:keepNext w:val="0"/>
+            </w:pPr>
             <w:r>
               <w:rPr>
                 <w:color w:val="22313F"/>
@@ -3265,6 +3758,9 @@
             <w:shd w:fill="F4F7F9"/>
           </w:tcPr>
           <w:p>
+            <w:pPr>
+              <w:keepNext w:val="0"/>
+            </w:pPr>
             <w:r>
               <w:rPr>
                 <w:color w:val="22313F"/>
@@ -3287,6 +3783,9 @@
             <w:shd w:fill="F4F7F9"/>
           </w:tcPr>
           <w:p>
+            <w:pPr>
+              <w:keepNext w:val="0"/>
+            </w:pPr>
             <w:r>
               <w:rPr>
                 <w:color w:val="22313F"/>
@@ -3298,6 +3797,9 @@
         </w:tc>
       </w:tr>
       <w:tr>
+        <w:trPr>
+          <w:cantSplit/>
+        </w:trPr>
         <w:tc>
           <w:tcPr>
             <w:tcW w:type="dxa" w:w="648"/>
@@ -3310,6 +3812,9 @@
             <w:vAlign w:val="top"/>
           </w:tcPr>
           <w:p>
+            <w:pPr>
+              <w:keepNext w:val="0"/>
+            </w:pPr>
             <w:r>
               <w:rPr>
                 <w:color w:val="22313F"/>
@@ -3331,6 +3836,9 @@
             <w:vAlign w:val="top"/>
           </w:tcPr>
           <w:p>
+            <w:pPr>
+              <w:keepNext w:val="0"/>
+            </w:pPr>
             <w:r>
               <w:rPr>
                 <w:color w:val="22313F"/>
@@ -3352,6 +3860,9 @@
             <w:vAlign w:val="top"/>
           </w:tcPr>
           <w:p>
+            <w:pPr>
+              <w:keepNext w:val="0"/>
+            </w:pPr>
             <w:r>
               <w:rPr>
                 <w:color w:val="22313F"/>
@@ -3363,6 +3874,9 @@
         </w:tc>
       </w:tr>
       <w:tr>
+        <w:trPr>
+          <w:cantSplit/>
+        </w:trPr>
         <w:tc>
           <w:tcPr>
             <w:tcW w:type="dxa" w:w="648"/>
@@ -3376,6 +3890,9 @@
             <w:shd w:fill="F4F7F9"/>
           </w:tcPr>
           <w:p>
+            <w:pPr>
+              <w:keepNext w:val="0"/>
+            </w:pPr>
             <w:r>
               <w:rPr>
                 <w:color w:val="22313F"/>
@@ -3398,6 +3915,9 @@
             <w:shd w:fill="F4F7F9"/>
           </w:tcPr>
           <w:p>
+            <w:pPr>
+              <w:keepNext w:val="0"/>
+            </w:pPr>
             <w:r>
               <w:rPr>
                 <w:color w:val="22313F"/>
@@ -3420,6 +3940,9 @@
             <w:shd w:fill="F4F7F9"/>
           </w:tcPr>
           <w:p>
+            <w:pPr>
+              <w:keepNext w:val="0"/>
+            </w:pPr>
             <w:r>
               <w:rPr>
                 <w:color w:val="22313F"/>
@@ -3431,6 +3954,9 @@
         </w:tc>
       </w:tr>
       <w:tr>
+        <w:trPr>
+          <w:cantSplit/>
+        </w:trPr>
         <w:tc>
           <w:tcPr>
             <w:tcW w:type="dxa" w:w="648"/>
@@ -3443,6 +3969,9 @@
             <w:vAlign w:val="top"/>
           </w:tcPr>
           <w:p>
+            <w:pPr>
+              <w:keepNext w:val="0"/>
+            </w:pPr>
             <w:r>
               <w:rPr>
                 <w:color w:val="22313F"/>
@@ -3464,6 +3993,9 @@
             <w:vAlign w:val="top"/>
           </w:tcPr>
           <w:p>
+            <w:pPr>
+              <w:keepNext w:val="0"/>
+            </w:pPr>
             <w:r>
               <w:rPr>
                 <w:color w:val="22313F"/>
@@ -3485,6 +4017,9 @@
             <w:vAlign w:val="top"/>
           </w:tcPr>
           <w:p>
+            <w:pPr>
+              <w:keepNext w:val="0"/>
+            </w:pPr>
             <w:r>
               <w:rPr>
                 <w:color w:val="22313F"/>
@@ -3496,6 +4031,9 @@
         </w:tc>
       </w:tr>
       <w:tr>
+        <w:trPr>
+          <w:cantSplit/>
+        </w:trPr>
         <w:tc>
           <w:tcPr>
             <w:tcW w:type="dxa" w:w="648"/>
@@ -3509,6 +4047,9 @@
             <w:shd w:fill="F4F7F9"/>
           </w:tcPr>
           <w:p>
+            <w:pPr>
+              <w:keepNext w:val="0"/>
+            </w:pPr>
             <w:r>
               <w:rPr>
                 <w:color w:val="22313F"/>
@@ -3531,6 +4072,9 @@
             <w:shd w:fill="F4F7F9"/>
           </w:tcPr>
           <w:p>
+            <w:pPr>
+              <w:keepNext w:val="0"/>
+            </w:pPr>
             <w:r>
               <w:rPr>
                 <w:color w:val="22313F"/>
@@ -3553,6 +4097,9 @@
             <w:shd w:fill="F4F7F9"/>
           </w:tcPr>
           <w:p>
+            <w:pPr>
+              <w:keepNext w:val="0"/>
+            </w:pPr>
             <w:r>
               <w:rPr>
                 <w:color w:val="22313F"/>
@@ -3564,6 +4111,9 @@
         </w:tc>
       </w:tr>
       <w:tr>
+        <w:trPr>
+          <w:cantSplit/>
+        </w:trPr>
         <w:tc>
           <w:tcPr>
             <w:tcW w:type="dxa" w:w="648"/>
@@ -3576,6 +4126,9 @@
             <w:vAlign w:val="top"/>
           </w:tcPr>
           <w:p>
+            <w:pPr>
+              <w:keepNext w:val="0"/>
+            </w:pPr>
             <w:r>
               <w:rPr>
                 <w:color w:val="22313F"/>
@@ -3597,6 +4150,9 @@
             <w:vAlign w:val="top"/>
           </w:tcPr>
           <w:p>
+            <w:pPr>
+              <w:keepNext w:val="0"/>
+            </w:pPr>
             <w:r>
               <w:rPr>
                 <w:color w:val="22313F"/>
@@ -3618,6 +4174,9 @@
             <w:vAlign w:val="top"/>
           </w:tcPr>
           <w:p>
+            <w:pPr>
+              <w:keepNext w:val="0"/>
+            </w:pPr>
             <w:r>
               <w:rPr>
                 <w:color w:val="22313F"/>
@@ -3629,6 +4188,9 @@
         </w:tc>
       </w:tr>
       <w:tr>
+        <w:trPr>
+          <w:cantSplit/>
+        </w:trPr>
         <w:tc>
           <w:tcPr>
             <w:tcW w:type="dxa" w:w="648"/>
@@ -3642,6 +4204,9 @@
             <w:shd w:fill="F4F7F9"/>
           </w:tcPr>
           <w:p>
+            <w:pPr>
+              <w:keepNext w:val="0"/>
+            </w:pPr>
             <w:r>
               <w:rPr>
                 <w:color w:val="22313F"/>
@@ -3664,6 +4229,9 @@
             <w:shd w:fill="F4F7F9"/>
           </w:tcPr>
           <w:p>
+            <w:pPr>
+              <w:keepNext w:val="0"/>
+            </w:pPr>
             <w:r>
               <w:rPr>
                 <w:color w:val="22313F"/>
@@ -3686,6 +4254,9 @@
             <w:shd w:fill="F4F7F9"/>
           </w:tcPr>
           <w:p>
+            <w:pPr>
+              <w:keepNext w:val="0"/>
+            </w:pPr>
             <w:r>
               <w:rPr>
                 <w:color w:val="22313F"/>
@@ -3697,6 +4268,9 @@
         </w:tc>
       </w:tr>
       <w:tr>
+        <w:trPr>
+          <w:cantSplit/>
+        </w:trPr>
         <w:tc>
           <w:tcPr>
             <w:tcW w:type="dxa" w:w="648"/>
@@ -3709,6 +4283,9 @@
             <w:vAlign w:val="top"/>
           </w:tcPr>
           <w:p>
+            <w:pPr>
+              <w:keepNext w:val="0"/>
+            </w:pPr>
             <w:r>
               <w:rPr>
                 <w:color w:val="22313F"/>
@@ -3730,6 +4307,9 @@
             <w:vAlign w:val="top"/>
           </w:tcPr>
           <w:p>
+            <w:pPr>
+              <w:keepNext w:val="0"/>
+            </w:pPr>
             <w:r>
               <w:rPr>
                 <w:color w:val="22313F"/>
@@ -3751,6 +4331,9 @@
             <w:vAlign w:val="top"/>
           </w:tcPr>
           <w:p>
+            <w:pPr>
+              <w:keepNext w:val="0"/>
+            </w:pPr>
             <w:r>
               <w:rPr>
                 <w:color w:val="22313F"/>
@@ -3762,6 +4345,9 @@
         </w:tc>
       </w:tr>
       <w:tr>
+        <w:trPr>
+          <w:cantSplit/>
+        </w:trPr>
         <w:tc>
           <w:tcPr>
             <w:tcW w:type="dxa" w:w="648"/>
@@ -3775,6 +4361,9 @@
             <w:shd w:fill="F4F7F9"/>
           </w:tcPr>
           <w:p>
+            <w:pPr>
+              <w:keepNext w:val="0"/>
+            </w:pPr>
             <w:r>
               <w:rPr>
                 <w:color w:val="22313F"/>
@@ -3797,6 +4386,9 @@
             <w:shd w:fill="F4F7F9"/>
           </w:tcPr>
           <w:p>
+            <w:pPr>
+              <w:keepNext w:val="0"/>
+            </w:pPr>
             <w:r>
               <w:rPr>
                 <w:color w:val="22313F"/>
@@ -3819,6 +4411,9 @@
             <w:shd w:fill="F4F7F9"/>
           </w:tcPr>
           <w:p>
+            <w:pPr>
+              <w:keepNext w:val="0"/>
+            </w:pPr>
             <w:r>
               <w:rPr>
                 <w:color w:val="22313F"/>
@@ -3834,6 +4429,29 @@
       <w:pPr>
         <w:spacing w:after="40"/>
       </w:pPr>
+    </w:p>
+    <w:p>
+      <w:pPr>
+        <w:pStyle w:val="Heading2"/>
+      </w:pPr>
+      <w:r>
+        <w:t>Release acceptance and adoption</w:t>
+      </w:r>
+    </w:p>
+    <w:p>
+      <w:r>
+        <w:t>The v0.18.0 source version is defined in apps/api/app/version.py. FastAPI/OpenAPI and /health use that value. Source version, merged Git SHA, immutable image/revision, deployment success and production acceptance are separate evidence. The August GO records and v0.17 analytical history keep their original dates and versions.</w:t>
+      </w:r>
+    </w:p>
+    <w:p>
+      <w:r>
+        <w:t>Production defaults remain legacy reasoning and legacy planning. Shadow validator/planner/selector/realizer evaluation remains internal and does not replace student-visible authority. This release introduces no PR5 authority transfer, database migration or course-model change.</w:t>
+      </w:r>
+    </w:p>
+    <w:p>
+      <w:r>
+        <w:t>v0.18.0 publication requires green source/CI gates, protected deployment and live acceptance. An adopting institution must repeat acceptance with its own identity, policies and resources; reference production smoke does not certify another deployment.</w:t>
+      </w:r>
     </w:p>
     <w:p>
       <w:pPr>
@@ -3858,6 +4476,8 @@
       <w:tr>
         <w:trPr>
           <w:tblHeader w:val="true"/>
+          <w:tblHeader/>
+          <w:cantSplit/>
         </w:trPr>
         <w:tc>
           <w:tcPr>
@@ -3873,6 +4493,7 @@
           </w:tcPr>
           <w:p>
             <w:pPr>
+              <w:keepNext w:val="0"/>
               <w:jc w:val="left"/>
             </w:pPr>
             <w:r>
@@ -3899,6 +4520,7 @@
           </w:tcPr>
           <w:p>
             <w:pPr>
+              <w:keepNext w:val="0"/>
               <w:jc w:val="left"/>
             </w:pPr>
             <w:r>
@@ -3913,6 +4535,9 @@
         </w:tc>
       </w:tr>
       <w:tr>
+        <w:trPr>
+          <w:cantSplit/>
+        </w:trPr>
         <w:tc>
           <w:tcPr>
             <w:tcW w:type="dxa" w:w="2376"/>
@@ -3925,6 +4550,9 @@
             <w:vAlign w:val="top"/>
           </w:tcPr>
           <w:p>
+            <w:pPr>
+              <w:keepNext w:val="0"/>
+            </w:pPr>
             <w:r>
               <w:rPr>
                 <w:color w:val="22313F"/>
@@ -3946,6 +4574,9 @@
             <w:vAlign w:val="top"/>
           </w:tcPr>
           <w:p>
+            <w:pPr>
+              <w:keepNext w:val="0"/>
+            </w:pPr>
             <w:r>
               <w:rPr>
                 <w:color w:val="22313F"/>
@@ -3957,6 +4588,9 @@
         </w:tc>
       </w:tr>
       <w:tr>
+        <w:trPr>
+          <w:cantSplit/>
+        </w:trPr>
         <w:tc>
           <w:tcPr>
             <w:tcW w:type="dxa" w:w="2376"/>
@@ -3970,6 +4604,9 @@
             <w:shd w:fill="F4F7F9"/>
           </w:tcPr>
           <w:p>
+            <w:pPr>
+              <w:keepNext w:val="0"/>
+            </w:pPr>
             <w:r>
               <w:rPr>
                 <w:color w:val="22313F"/>
@@ -3992,6 +4629,9 @@
             <w:shd w:fill="F4F7F9"/>
           </w:tcPr>
           <w:p>
+            <w:pPr>
+              <w:keepNext w:val="0"/>
+            </w:pPr>
             <w:r>
               <w:rPr>
                 <w:color w:val="22313F"/>
@@ -4003,6 +4643,9 @@
         </w:tc>
       </w:tr>
       <w:tr>
+        <w:trPr>
+          <w:cantSplit/>
+        </w:trPr>
         <w:tc>
           <w:tcPr>
             <w:tcW w:type="dxa" w:w="2376"/>
@@ -4015,6 +4658,9 @@
             <w:vAlign w:val="top"/>
           </w:tcPr>
           <w:p>
+            <w:pPr>
+              <w:keepNext w:val="0"/>
+            </w:pPr>
             <w:r>
               <w:rPr>
                 <w:color w:val="22313F"/>
@@ -4036,6 +4682,9 @@
             <w:vAlign w:val="top"/>
           </w:tcPr>
           <w:p>
+            <w:pPr>
+              <w:keepNext w:val="0"/>
+            </w:pPr>
             <w:r>
               <w:rPr>
                 <w:color w:val="22313F"/>
@@ -4047,6 +4696,9 @@
         </w:tc>
       </w:tr>
       <w:tr>
+        <w:trPr>
+          <w:cantSplit/>
+        </w:trPr>
         <w:tc>
           <w:tcPr>
             <w:tcW w:type="dxa" w:w="2376"/>
@@ -4060,6 +4712,9 @@
             <w:shd w:fill="F4F7F9"/>
           </w:tcPr>
           <w:p>
+            <w:pPr>
+              <w:keepNext w:val="0"/>
+            </w:pPr>
             <w:r>
               <w:rPr>
                 <w:color w:val="22313F"/>
@@ -4082,6 +4737,9 @@
             <w:shd w:fill="F4F7F9"/>
           </w:tcPr>
           <w:p>
+            <w:pPr>
+              <w:keepNext w:val="0"/>
+            </w:pPr>
             <w:r>
               <w:rPr>
                 <w:color w:val="22313F"/>
@@ -4093,6 +4751,9 @@
         </w:tc>
       </w:tr>
       <w:tr>
+        <w:trPr>
+          <w:cantSplit/>
+        </w:trPr>
         <w:tc>
           <w:tcPr>
             <w:tcW w:type="dxa" w:w="2376"/>
@@ -4105,6 +4766,9 @@
             <w:vAlign w:val="top"/>
           </w:tcPr>
           <w:p>
+            <w:pPr>
+              <w:keepNext w:val="0"/>
+            </w:pPr>
             <w:r>
               <w:rPr>
                 <w:color w:val="22313F"/>
@@ -4126,6 +4790,9 @@
             <w:vAlign w:val="top"/>
           </w:tcPr>
           <w:p>
+            <w:pPr>
+              <w:keepNext w:val="0"/>
+            </w:pPr>
             <w:r>
               <w:rPr>
                 <w:color w:val="22313F"/>
@@ -4137,6 +4804,9 @@
         </w:tc>
       </w:tr>
       <w:tr>
+        <w:trPr>
+          <w:cantSplit/>
+        </w:trPr>
         <w:tc>
           <w:tcPr>
             <w:tcW w:type="dxa" w:w="2376"/>
@@ -4150,6 +4820,9 @@
             <w:shd w:fill="F4F7F9"/>
           </w:tcPr>
           <w:p>
+            <w:pPr>
+              <w:keepNext w:val="0"/>
+            </w:pPr>
             <w:r>
               <w:rPr>
                 <w:color w:val="22313F"/>
@@ -4172,6 +4845,9 @@
             <w:shd w:fill="F4F7F9"/>
           </w:tcPr>
           <w:p>
+            <w:pPr>
+              <w:keepNext w:val="0"/>
+            </w:pPr>
             <w:r>
               <w:rPr>
                 <w:color w:val="22313F"/>
@@ -4183,6 +4859,9 @@
         </w:tc>
       </w:tr>
       <w:tr>
+        <w:trPr>
+          <w:cantSplit/>
+        </w:trPr>
         <w:tc>
           <w:tcPr>
             <w:tcW w:type="dxa" w:w="2376"/>
@@ -4195,6 +4874,9 @@
             <w:vAlign w:val="top"/>
           </w:tcPr>
           <w:p>
+            <w:pPr>
+              <w:keepNext w:val="0"/>
+            </w:pPr>
             <w:r>
               <w:rPr>
                 <w:color w:val="22313F"/>
@@ -4216,6 +4898,9 @@
             <w:vAlign w:val="top"/>
           </w:tcPr>
           <w:p>
+            <w:pPr>
+              <w:keepNext w:val="0"/>
+            </w:pPr>
             <w:r>
               <w:rPr>
                 <w:color w:val="22313F"/>
@@ -4358,7 +5043,7 @@
       <w:headerReference w:type="default" r:id="rId9"/>
       <w:footerReference w:type="default" r:id="rId10"/>
       <w:pgSz w:w="12240" w:h="15840"/>
-      <w:pgMar w:top="936" w:right="1037" w:bottom="936" w:left="1037" w:header="720" w:footer="720" w:gutter="0"/>
+      <w:pgMar w:top="1512" w:right="1037" w:bottom="1080" w:left="1037" w:header="720" w:footer="504" w:gutter="0"/>
       <w:cols w:space="720"/>
       <w:docGrid w:linePitch="360"/>
     </w:sectPr>
@@ -5173,16 +5858,13 @@
     <w:qFormat/>
     <w:rsid w:val="00FC693F"/>
     <w:pPr>
-      <w:pBdr>
-        <w:bottom w:val="single" w:sz="8" w:space="4" w:color="4F81BD" w:themeColor="accent1"/>
-      </w:pBdr>
       <w:spacing w:after="80" w:line="240" w:lineRule="auto" w:before="160"/>
       <w:contextualSpacing/>
     </w:pPr>
     <w:rPr>
       <w:rFonts w:asciiTheme="majorHAnsi" w:eastAsiaTheme="majorEastAsia" w:hAnsiTheme="majorHAnsi" w:cstheme="majorBidi" w:ascii="Arial" w:hAnsi="Arial"/>
       <w:b/>
-      <w:color w:val="0B1722"/>
+      <w:color w:val="000000"/>
       <w:spacing w:val="5"/>
       <w:kern w:val="28"/>
       <w:sz w:val="56"/>

--- a/docs/manuals/01_ETIS_Engineering_Studio_Executive_Overview.docx
+++ b/docs/manuals/01_ETIS_Engineering_Studio_Executive_Overview.docx
@@ -4445,7 +4445,7 @@
     </w:p>
     <w:p>
       <w:r>
-        <w:t>Production defaults remain legacy reasoning and legacy planning. Shadow validator/planner/selector/realizer evaluation remains internal and does not replace student-visible authority. This release introduces no PR5 authority transfer, database migration or course-model change.</w:t>
+        <w:t>Accepted production uses shadow/shadow evaluation with legacy student-visible authority. Shadow validator/planner/selector/realizer evaluation remains internal and does not replace student-visible authority. This release introduces no PR5 authority transfer, database migration or course-model change.</w:t>
       </w:r>
     </w:p>
     <w:p>

--- a/docs/manuals/01_ETIS_Engineering_Studio_Executive_Overview.docx
+++ b/docs/manuals/01_ETIS_Engineering_Studio_Executive_Overview.docx
@@ -38,7 +38,7 @@
     </w:p>
     <w:p>
       <w:r>
-        <w:t>v0.18.0 manual edition. Software release candidate; publication follows deployment acceptance.</w:t>
+        <w:t>v0.18.0 release manual edition. Production acceptance has separate source and deployment provenance.</w:t>
       </w:r>
     </w:p>
     <w:p>
@@ -284,7 +284,7 @@
                 <w:color w:val="22313F"/>
                 <w:sz w:val="17"/>
               </w:rPr>
-              <w:t>v0.18.0 release candidate</w:t>
+              <w:t>v0.18.0 release edition</w:t>
             </w:r>
           </w:p>
         </w:tc>

--- a/docs/manuals/01_ETIS_Engineering_Studio_Executive_Overview.docx
+++ b/docs/manuals/01_ETIS_Engineering_Studio_Executive_Overview.docx
@@ -38,7 +38,7 @@
     </w:p>
     <w:p>
       <w:r>
-        <w:t>v0.18.0 release manual edition. Production acceptance has separate source and deployment provenance.</w:t>
+        <w:t>v0.18.1 candidate manual edition. Local UI validation only; production remains accepted v0.18.0 until protected deployment and human acceptance.</w:t>
       </w:r>
     </w:p>
     <w:p>
@@ -5039,6 +5039,58 @@
         <w:t>Engineering judgment remains a human responsibility.</w:t>
       </w:r>
     </w:p>
+    <w:p>
+      <w:r>
+        <w:br w:type="page"/>
+      </w:r>
+    </w:p>
+    <w:p>
+      <w:pPr>
+        <w:pStyle w:val="Heading1"/>
+      </w:pPr>
+      <w:r>
+        <w:t>What changed for students — v0.18.1 candidate</w:t>
+      </w:r>
+    </w:p>
+    <w:p>
+      <w:pPr>
+        <w:pStyle w:val="Heading2"/>
+      </w:pPr>
+      <w:r>
+        <w:t>Two-room learning model</w:t>
+      </w:r>
+    </w:p>
+    <w:p>
+      <w:r>
+        <w:t>The Review Room is the conversation; Evidence Room is the saved repository evidence notebook. A persistent paired navigation encourages students to move between them without ending a review.</w:t>
+      </w:r>
+    </w:p>
+    <w:p>
+      <w:pPr>
+        <w:pStyle w:val="Heading2"/>
+      </w:pPr>
+      <w:r>
+        <w:t>Cumulative learning</w:t>
+      </w:r>
+    </w:p>
+    <w:p>
+      <w:r>
+        <w:t>Students can run multiple Board Reviews, revisit old conversations, and finish a review without deleting its record. The interface identifies one currently viewed review and its open/finished status, frozen commit, and snapshot.</w:t>
+      </w:r>
+    </w:p>
+    <w:p>
+      <w:pPr>
+        <w:pStyle w:val="Heading2"/>
+      </w:pPr>
+      <w:r>
+        <w:t>Governance</w:t>
+      </w:r>
+    </w:p>
+    <w:p>
+      <w:r>
+        <w:t>This release candidate improves student self-service and navigation only. It does not change how evidence is judged, transfer reviewer authority, issue grades, or grant student access to other students’ private coaching.</w:t>
+      </w:r>
+    </w:p>
     <w:sectPr>
       <w:headerReference w:type="default" r:id="rId9"/>
       <w:footerReference w:type="default" r:id="rId10"/>
